--- a/Base Application.Source/Sales/Document/StandardDraftSalesInvoiceEmail.docx
+++ b/Base Application.Source/Sales/Document/StandardDraftSalesInvoiceEmail.docx
@@ -6250,7 +6250,7 @@
  
          < C o m p a n y P h o n e N o _ L b l > C o m p a n y P h o n e N o _ L b l < / C o m p a n y P h o n e N o _ L b l >   
-         < C o m p a n y P i c t u r e > C o m p a n y P i c t u r e < / C o m p a n y P i c t u r e > +         < C o m p a n y P i c t u r e   / >   
          < C o m p a n y R e g i s t r a t i o n N u m b e r > C o m p a n y R e g i s t r a t i o n N u m b e r < / C o m p a n y R e g i s t r a t i o n N u m b e r >   
@@ -6594,7 +6594,7 @@
  
          < P a y m e n t R e p o r t i n g A r g u m e n t >   
-             < P a y m e n t S e r v i c e L o g o > P a y m e n t S e r v i c e L o g o < / P a y m e n t S e r v i c e L o g o > +             < P a y m e n t S e r v i c e L o g o   / >   
              < P a y m e n t S e r v i c e L o g o _ U r l > P a y m e n t S e r v i c e L o g o _ U r l < / P a y m e n t S e r v i c e L o g o _ U r l >   
